--- a/fixtures/student/student-references-a4.docx
+++ b/fixtures/student/student-references-a4.docx
@@ -127,7 +127,7 @@
           <w:rPr>
             <w:rtl w:val="0"/>
           </w:rPr>
-          <w:t xml:space="preserve">lbennett@cardinalridge.edu</w:t>
+          <w:t xml:space="preserve">lbennett@example.org</w:t>
         </w:r>
       </w:hyperlink>
       <w:r>
@@ -214,7 +214,7 @@
           <w:rPr>
             <w:rtl w:val="0"/>
           </w:rPr>
-          <w:t xml:space="preserve">jcarter@cardinalridge.edu</w:t>
+          <w:t xml:space="preserve">jcarter@example.org</w:t>
         </w:r>
       </w:hyperlink>
       <w:r>
@@ -301,7 +301,7 @@
           <w:rPr>
             <w:rtl w:val="0"/>
           </w:rPr>
-          <w:t xml:space="preserve">maria@cornerbooks.com</w:t>
+          <w:t xml:space="preserve">maria@example.com</w:t>
         </w:r>
       </w:hyperlink>
       <w:r>

--- a/fixtures/student/student-references-a4.docx
+++ b/fixtures/student/student-references-a4.docx
@@ -31,7 +31,7 @@
           <w:rPr>
             <w:rtl w:val="0"/>
           </w:rPr>
-          <w:t xml:space="preserve">avery.johnson@email.com</w:t>
+          <w:t xml:space="preserve">avery.johnson@example.com</w:t>
         </w:r>
       </w:hyperlink>
       <w:r>
